--- a/EXPORTS/DOCX/published/niveau3/English/Bronbeek.docx
+++ b/EXPORTS/DOCX/published/niveau3/English/Bronbeek.docx
@@ -447,13 +447,75 @@
       </w:r>
       <w:r>
         <w:rPr>
+          <w:u w:val="single" w:color="0000ff"/>
           <w:rFonts w:ascii="Charis SIL Regular" w:hAnsi="Charis SIL Regular" w:eastAsia="Charis SIL Regular"/>
           <w:b w:val="0"/>
           <w:i w:val="0"/>
           <w:color w:val="000000"/>
           <w:sz w:val="24"/>
         </w:rPr>
-        <w:t>members of the R</w:t>
+        <w:hyperlink r:id="rId10" w:history="1">
+          <w:r>
+            <w:rPr>
+              <w:rStyle w:val="Hyperlink"/>
+            </w:rPr>
+            <w:t>memb</w:t>
+          </w:r>
+        </w:hyperlink>
+      </w:r>
+      <w:r>
+        <w:rPr>
+          <w:u w:val="single" w:color="0000ff"/>
+          <w:rFonts w:ascii="Charis SIL Regular" w:hAnsi="Charis SIL Regular" w:eastAsia="Charis SIL Regular"/>
+          <w:b w:val="0"/>
+          <w:i w:val="0"/>
+          <w:color w:val="000000"/>
+          <w:sz w:val="24"/>
+        </w:rPr>
+        <w:hyperlink r:id="rId10" w:history="1">
+          <w:r>
+            <w:rPr>
+              <w:rStyle w:val="Hyperlink"/>
+            </w:rPr>
+            <w:t xml:space="preserve">ers of </w:t>
+          </w:r>
+        </w:hyperlink>
+      </w:r>
+      <w:r>
+        <w:rPr>
+          <w:u w:val="single" w:color="0000ff"/>
+          <w:rFonts w:ascii="Charis SIL Regular" w:hAnsi="Charis SIL Regular" w:eastAsia="Charis SIL Regular"/>
+          <w:b w:val="0"/>
+          <w:i w:val="0"/>
+          <w:color w:val="000000"/>
+          <w:sz w:val="24"/>
+        </w:rPr>
+        <w:hyperlink r:id="rId10" w:history="1">
+          <w:r>
+            <w:rPr>
+              <w:rStyle w:val="Hyperlink"/>
+            </w:rPr>
+            <w:t>t</w:t>
+          </w:r>
+        </w:hyperlink>
+      </w:r>
+      <w:r>
+        <w:rPr>
+          <w:u w:val="single" w:color="0000ff"/>
+          <w:rFonts w:ascii="Charis SIL Regular" w:hAnsi="Charis SIL Regular" w:eastAsia="Charis SIL Regular"/>
+          <w:b w:val="0"/>
+          <w:i w:val="0"/>
+          <w:color w:val="000000"/>
+          <w:sz w:val="24"/>
+        </w:rPr>
+        <w:hyperlink r:id="rId10" w:history="1">
+          <w:r>
+            <w:rPr>
+              <w:rStyle w:val="Hyperlink"/>
+            </w:rPr>
+            <w:t>he R</w:t>
+          </w:r>
+        </w:hyperlink>
       </w:r>
       <w:r>
         <w:rPr>
@@ -1302,7 +1364,61 @@
           <w:color w:val="000000"/>
           <w:sz w:val="24"/>
         </w:rPr>
-        <w:t xml:space="preserve"> in The Hague. There is also material at the museum itself, which can b</w:t>
+        <w:t xml:space="preserve"> in The Hague. There is also material at the museum </w:t>
+      </w:r>
+      <w:r>
+        <w:rPr>
+          <w:u w:val="single" w:color="0000ff"/>
+          <w:rFonts w:ascii="Charis SIL Regular" w:hAnsi="Charis SIL Regular" w:eastAsia="Charis SIL Regular"/>
+          <w:b w:val="0"/>
+          <w:i w:val="0"/>
+          <w:color w:val="000000"/>
+          <w:sz w:val="24"/>
+        </w:rPr>
+        <w:hyperlink r:id="rId15" w:history="1">
+          <w:r>
+            <w:rPr>
+              <w:rStyle w:val="Hyperlink"/>
+            </w:rPr>
+            <w:t>itself, w</w:t>
+          </w:r>
+        </w:hyperlink>
+      </w:r>
+      <w:r>
+        <w:rPr>
+          <w:u w:val="single" w:color="0000ff"/>
+          <w:rFonts w:ascii="Charis SIL Regular" w:hAnsi="Charis SIL Regular" w:eastAsia="Charis SIL Regular"/>
+          <w:b w:val="0"/>
+          <w:i w:val="0"/>
+          <w:color w:val="000000"/>
+          <w:sz w:val="24"/>
+        </w:rPr>
+        <w:hyperlink r:id="rId15" w:history="1">
+          <w:r>
+            <w:rPr>
+              <w:rStyle w:val="Hyperlink"/>
+            </w:rPr>
+            <w:t>h</w:t>
+          </w:r>
+        </w:hyperlink>
+      </w:r>
+      <w:r>
+        <w:rPr>
+          <w:u w:val="single" w:color="0000ff"/>
+          <w:rFonts w:ascii="Charis SIL Regular" w:hAnsi="Charis SIL Regular" w:eastAsia="Charis SIL Regular"/>
+          <w:b w:val="0"/>
+          <w:i w:val="0"/>
+          <w:color w:val="000000"/>
+          <w:sz w:val="24"/>
+        </w:rPr>
+        <w:hyperlink r:id="rId15" w:history="1">
+          <w:r>
+            <w:rPr>
+              <w:rStyle w:val="Hyperlink"/>
+            </w:rPr>
+            <w:t>ich can b</w:t>
+          </w:r>
+        </w:hyperlink>
       </w:r>
       <w:r>
         <w:rPr>
@@ -1324,31 +1440,13 @@
       </w:r>
       <w:r>
         <w:rPr>
-          <w:u w:val="single" w:color="0000ff"/>
           <w:rFonts w:ascii="Charis SIL Regular" w:hAnsi="Charis SIL Regular" w:eastAsia="Charis SIL Regular"/>
           <w:b w:val="0"/>
           <w:i w:val="0"/>
           <w:color w:val="000000"/>
           <w:sz w:val="24"/>
         </w:rPr>
-        <w:hyperlink r:id="rId15" w:history="1">
-          <w:r>
-            <w:rPr>
-              <w:rStyle w:val="Hyperlink"/>
-            </w:rPr>
-            <w:t>consulted vi</w:t>
-          </w:r>
-        </w:hyperlink>
-      </w:r>
-      <w:r>
-        <w:rPr>
-          <w:rFonts w:ascii="Charis SIL Regular" w:hAnsi="Charis SIL Regular" w:eastAsia="Charis SIL Regular"/>
-          <w:b w:val="0"/>
-          <w:i w:val="0"/>
-          <w:color w:val="000000"/>
-          <w:sz w:val="24"/>
-        </w:rPr>
-        <w:t xml:space="preserve">a the </w:t>
+        <w:t xml:space="preserve">consulted via the </w:t>
       </w:r>
       <w:r>
         <w:rPr>
@@ -2149,7 +2247,7 @@
           <w:sz w:val="24"/>
           <w:u w:val="single"/>
         </w:rPr>
-        <w:hyperlink r:id="rId20" w:history="1">
+        <w:hyperlink r:id="rId19" w:history="1">
           <w:r>
             <w:rPr>
               <w:rStyle w:val="Hyperlink"/>
@@ -2196,7 +2294,7 @@
           <w:sz w:val="24"/>
           <w:u w:val="single"/>
         </w:rPr>
-        <w:hyperlink r:id="rId20" w:history="1">
+        <w:hyperlink r:id="rId19" w:history="1">
           <w:r>
             <w:rPr>
               <w:rStyle w:val="Hyperlink"/>
@@ -2671,7 +2769,7 @@
           <w:sz w:val="24"/>
           <w:u w:val="single"/>
         </w:rPr>
-        <w:hyperlink r:id="rId22" w:history="1">
+        <w:hyperlink r:id="rId23" w:history="1">
           <w:r>
             <w:rPr>
               <w:rStyle w:val="Hyperlink"/>
@@ -2706,7 +2804,14 @@
           <w:color w:val="000000"/>
           <w:sz w:val="24"/>
         </w:rPr>
-        <w:t xml:space="preserve">, </w:t>
+        <w:hyperlink r:id="rId22" w:history="1">
+          <w:r>
+            <w:rPr>
+              <w:rStyle w:val="Hyperlink"/>
+            </w:rPr>
+            <w:t xml:space="preserve">, </w:t>
+          </w:r>
+        </w:hyperlink>
       </w:r>
       <w:r>
         <w:rPr>
@@ -2717,7 +2822,7 @@
           <w:sz w:val="24"/>
           <w:u w:val="single"/>
         </w:rPr>
-        <w:hyperlink r:id="rId24" w:history="1">
+        <w:hyperlink r:id="rId22" w:history="1">
           <w:r>
             <w:rPr>
               <w:rStyle w:val="Hyperlink"/>

--- a/EXPORTS/DOCX/published/niveau3/English/Bronbeek.docx
+++ b/EXPORTS/DOCX/published/niveau3/English/Bronbeek.docx
@@ -447,93 +447,13 @@
       </w:r>
       <w:r>
         <w:rPr>
-          <w:u w:val="single" w:color="0000ff"/>
           <w:rFonts w:ascii="Charis SIL Regular" w:hAnsi="Charis SIL Regular" w:eastAsia="Charis SIL Regular"/>
           <w:b w:val="0"/>
           <w:i w:val="0"/>
           <w:color w:val="000000"/>
           <w:sz w:val="24"/>
         </w:rPr>
-        <w:hyperlink r:id="rId10" w:history="1">
-          <w:r>
-            <w:rPr>
-              <w:rStyle w:val="Hyperlink"/>
-            </w:rPr>
-            <w:t>memb</w:t>
-          </w:r>
-        </w:hyperlink>
-      </w:r>
-      <w:r>
-        <w:rPr>
-          <w:u w:val="single" w:color="0000ff"/>
-          <w:rFonts w:ascii="Charis SIL Regular" w:hAnsi="Charis SIL Regular" w:eastAsia="Charis SIL Regular"/>
-          <w:b w:val="0"/>
-          <w:i w:val="0"/>
-          <w:color w:val="000000"/>
-          <w:sz w:val="24"/>
-        </w:rPr>
-        <w:hyperlink r:id="rId10" w:history="1">
-          <w:r>
-            <w:rPr>
-              <w:rStyle w:val="Hyperlink"/>
-            </w:rPr>
-            <w:t xml:space="preserve">ers of </w:t>
-          </w:r>
-        </w:hyperlink>
-      </w:r>
-      <w:r>
-        <w:rPr>
-          <w:u w:val="single" w:color="0000ff"/>
-          <w:rFonts w:ascii="Charis SIL Regular" w:hAnsi="Charis SIL Regular" w:eastAsia="Charis SIL Regular"/>
-          <w:b w:val="0"/>
-          <w:i w:val="0"/>
-          <w:color w:val="000000"/>
-          <w:sz w:val="24"/>
-        </w:rPr>
-        <w:hyperlink r:id="rId10" w:history="1">
-          <w:r>
-            <w:rPr>
-              <w:rStyle w:val="Hyperlink"/>
-            </w:rPr>
-            <w:t>t</w:t>
-          </w:r>
-        </w:hyperlink>
-      </w:r>
-      <w:r>
-        <w:rPr>
-          <w:u w:val="single" w:color="0000ff"/>
-          <w:rFonts w:ascii="Charis SIL Regular" w:hAnsi="Charis SIL Regular" w:eastAsia="Charis SIL Regular"/>
-          <w:b w:val="0"/>
-          <w:i w:val="0"/>
-          <w:color w:val="000000"/>
-          <w:sz w:val="24"/>
-        </w:rPr>
-        <w:hyperlink r:id="rId10" w:history="1">
-          <w:r>
-            <w:rPr>
-              <w:rStyle w:val="Hyperlink"/>
-            </w:rPr>
-            <w:t>he R</w:t>
-          </w:r>
-        </w:hyperlink>
-      </w:r>
-      <w:r>
-        <w:rPr>
-          <w:u w:val="single" w:color="0000ff"/>
-          <w:rFonts w:ascii="Charis SIL Regular" w:hAnsi="Charis SIL Regular" w:eastAsia="Charis SIL Regular"/>
-          <w:b w:val="0"/>
-          <w:i w:val="0"/>
-          <w:color w:val="000000"/>
-          <w:sz w:val="24"/>
-        </w:rPr>
-        <w:hyperlink r:id="rId10" w:history="1">
-          <w:r>
-            <w:rPr>
-              <w:rStyle w:val="Hyperlink"/>
-            </w:rPr>
-            <w:t>oyal N</w:t>
-          </w:r>
-        </w:hyperlink>
+        <w:t>members of the Royal N</w:t>
       </w:r>
       <w:r>
         <w:rPr>
@@ -1364,61 +1284,7 @@
           <w:color w:val="000000"/>
           <w:sz w:val="24"/>
         </w:rPr>
-        <w:t xml:space="preserve"> in The Hague. There is also material at the museum </w:t>
-      </w:r>
-      <w:r>
-        <w:rPr>
-          <w:u w:val="single" w:color="0000ff"/>
-          <w:rFonts w:ascii="Charis SIL Regular" w:hAnsi="Charis SIL Regular" w:eastAsia="Charis SIL Regular"/>
-          <w:b w:val="0"/>
-          <w:i w:val="0"/>
-          <w:color w:val="000000"/>
-          <w:sz w:val="24"/>
-        </w:rPr>
-        <w:hyperlink r:id="rId15" w:history="1">
-          <w:r>
-            <w:rPr>
-              <w:rStyle w:val="Hyperlink"/>
-            </w:rPr>
-            <w:t>itself, w</w:t>
-          </w:r>
-        </w:hyperlink>
-      </w:r>
-      <w:r>
-        <w:rPr>
-          <w:u w:val="single" w:color="0000ff"/>
-          <w:rFonts w:ascii="Charis SIL Regular" w:hAnsi="Charis SIL Regular" w:eastAsia="Charis SIL Regular"/>
-          <w:b w:val="0"/>
-          <w:i w:val="0"/>
-          <w:color w:val="000000"/>
-          <w:sz w:val="24"/>
-        </w:rPr>
-        <w:hyperlink r:id="rId15" w:history="1">
-          <w:r>
-            <w:rPr>
-              <w:rStyle w:val="Hyperlink"/>
-            </w:rPr>
-            <w:t>h</w:t>
-          </w:r>
-        </w:hyperlink>
-      </w:r>
-      <w:r>
-        <w:rPr>
-          <w:u w:val="single" w:color="0000ff"/>
-          <w:rFonts w:ascii="Charis SIL Regular" w:hAnsi="Charis SIL Regular" w:eastAsia="Charis SIL Regular"/>
-          <w:b w:val="0"/>
-          <w:i w:val="0"/>
-          <w:color w:val="000000"/>
-          <w:sz w:val="24"/>
-        </w:rPr>
-        <w:hyperlink r:id="rId15" w:history="1">
-          <w:r>
-            <w:rPr>
-              <w:rStyle w:val="Hyperlink"/>
-            </w:rPr>
-            <w:t>ich can b</w:t>
-          </w:r>
-        </w:hyperlink>
+        <w:t xml:space="preserve"> in The Hague. There is also material at the museum itself, which can b</w:t>
       </w:r>
       <w:r>
         <w:rPr>
@@ -1440,13 +1306,31 @@
       </w:r>
       <w:r>
         <w:rPr>
+          <w:u w:val="single" w:color="0000ff"/>
           <w:rFonts w:ascii="Charis SIL Regular" w:hAnsi="Charis SIL Regular" w:eastAsia="Charis SIL Regular"/>
           <w:b w:val="0"/>
           <w:i w:val="0"/>
           <w:color w:val="000000"/>
           <w:sz w:val="24"/>
         </w:rPr>
-        <w:t xml:space="preserve">consulted via the </w:t>
+        <w:hyperlink r:id="rId15" w:history="1">
+          <w:r>
+            <w:rPr>
+              <w:rStyle w:val="Hyperlink"/>
+            </w:rPr>
+            <w:t>consulted vi</w:t>
+          </w:r>
+        </w:hyperlink>
+      </w:r>
+      <w:r>
+        <w:rPr>
+          <w:rFonts w:ascii="Charis SIL Regular" w:hAnsi="Charis SIL Regular" w:eastAsia="Charis SIL Regular"/>
+          <w:b w:val="0"/>
+          <w:i w:val="0"/>
+          <w:color w:val="000000"/>
+          <w:sz w:val="24"/>
+        </w:rPr>
+        <w:t xml:space="preserve">a the </w:t>
       </w:r>
       <w:r>
         <w:rPr>
@@ -2247,7 +2131,7 @@
           <w:sz w:val="24"/>
           <w:u w:val="single"/>
         </w:rPr>
-        <w:hyperlink r:id="rId19" w:history="1">
+        <w:hyperlink r:id="rId20" w:history="1">
           <w:r>
             <w:rPr>
               <w:rStyle w:val="Hyperlink"/>
@@ -2769,7 +2653,7 @@
           <w:sz w:val="24"/>
           <w:u w:val="single"/>
         </w:rPr>
-        <w:hyperlink r:id="rId23" w:history="1">
+        <w:hyperlink r:id="rId22" w:history="1">
           <w:r>
             <w:rPr>
               <w:rStyle w:val="Hyperlink"/>
@@ -2787,7 +2671,7 @@
           <w:sz w:val="24"/>
           <w:u w:val="single"/>
         </w:rPr>
-        <w:hyperlink r:id="rId23" w:history="1">
+        <w:hyperlink r:id="rId22" w:history="1">
           <w:r>
             <w:rPr>
               <w:rStyle w:val="Hyperlink"/>
@@ -2804,14 +2688,7 @@
           <w:color w:val="000000"/>
           <w:sz w:val="24"/>
         </w:rPr>
-        <w:hyperlink r:id="rId22" w:history="1">
-          <w:r>
-            <w:rPr>
-              <w:rStyle w:val="Hyperlink"/>
-            </w:rPr>
-            <w:t xml:space="preserve">, </w:t>
-          </w:r>
-        </w:hyperlink>
+        <w:t xml:space="preserve">, </w:t>
       </w:r>
       <w:r>
         <w:rPr>

--- a/EXPORTS/DOCX/published/niveau3/English/Bronbeek.docx
+++ b/EXPORTS/DOCX/published/niveau3/English/Bronbeek.docx
@@ -447,13 +447,93 @@
       </w:r>
       <w:r>
         <w:rPr>
+          <w:u w:val="single" w:color="0000ff"/>
           <w:rFonts w:ascii="Charis SIL Regular" w:hAnsi="Charis SIL Regular" w:eastAsia="Charis SIL Regular"/>
           <w:b w:val="0"/>
           <w:i w:val="0"/>
           <w:color w:val="000000"/>
           <w:sz w:val="24"/>
         </w:rPr>
-        <w:t>members of the Royal N</w:t>
+        <w:hyperlink r:id="rId10" w:history="1">
+          <w:r>
+            <w:rPr>
+              <w:rStyle w:val="Hyperlink"/>
+            </w:rPr>
+            <w:t>memb</w:t>
+          </w:r>
+        </w:hyperlink>
+      </w:r>
+      <w:r>
+        <w:rPr>
+          <w:u w:val="single" w:color="0000ff"/>
+          <w:rFonts w:ascii="Charis SIL Regular" w:hAnsi="Charis SIL Regular" w:eastAsia="Charis SIL Regular"/>
+          <w:b w:val="0"/>
+          <w:i w:val="0"/>
+          <w:color w:val="000000"/>
+          <w:sz w:val="24"/>
+        </w:rPr>
+        <w:hyperlink r:id="rId10" w:history="1">
+          <w:r>
+            <w:rPr>
+              <w:rStyle w:val="Hyperlink"/>
+            </w:rPr>
+            <w:t xml:space="preserve">ers of </w:t>
+          </w:r>
+        </w:hyperlink>
+      </w:r>
+      <w:r>
+        <w:rPr>
+          <w:u w:val="single" w:color="0000ff"/>
+          <w:rFonts w:ascii="Charis SIL Regular" w:hAnsi="Charis SIL Regular" w:eastAsia="Charis SIL Regular"/>
+          <w:b w:val="0"/>
+          <w:i w:val="0"/>
+          <w:color w:val="000000"/>
+          <w:sz w:val="24"/>
+        </w:rPr>
+        <w:hyperlink r:id="rId10" w:history="1">
+          <w:r>
+            <w:rPr>
+              <w:rStyle w:val="Hyperlink"/>
+            </w:rPr>
+            <w:t>t</w:t>
+          </w:r>
+        </w:hyperlink>
+      </w:r>
+      <w:r>
+        <w:rPr>
+          <w:u w:val="single" w:color="0000ff"/>
+          <w:rFonts w:ascii="Charis SIL Regular" w:hAnsi="Charis SIL Regular" w:eastAsia="Charis SIL Regular"/>
+          <w:b w:val="0"/>
+          <w:i w:val="0"/>
+          <w:color w:val="000000"/>
+          <w:sz w:val="24"/>
+        </w:rPr>
+        <w:hyperlink r:id="rId10" w:history="1">
+          <w:r>
+            <w:rPr>
+              <w:rStyle w:val="Hyperlink"/>
+            </w:rPr>
+            <w:t>he R</w:t>
+          </w:r>
+        </w:hyperlink>
+      </w:r>
+      <w:r>
+        <w:rPr>
+          <w:u w:val="single" w:color="0000ff"/>
+          <w:rFonts w:ascii="Charis SIL Regular" w:hAnsi="Charis SIL Regular" w:eastAsia="Charis SIL Regular"/>
+          <w:b w:val="0"/>
+          <w:i w:val="0"/>
+          <w:color w:val="000000"/>
+          <w:sz w:val="24"/>
+        </w:rPr>
+        <w:hyperlink r:id="rId10" w:history="1">
+          <w:r>
+            <w:rPr>
+              <w:rStyle w:val="Hyperlink"/>
+            </w:rPr>
+            <w:t>oyal N</w:t>
+          </w:r>
+        </w:hyperlink>
       </w:r>
       <w:r>
         <w:rPr>
@@ -1284,7 +1364,61 @@
           <w:color w:val="000000"/>
           <w:sz w:val="24"/>
         </w:rPr>
-        <w:t xml:space="preserve"> in The Hague. There is also material at the museum itself, which can b</w:t>
+        <w:t xml:space="preserve"> in The Hague. There is also material at the museum </w:t>
+      </w:r>
+      <w:r>
+        <w:rPr>
+          <w:u w:val="single" w:color="0000ff"/>
+          <w:rFonts w:ascii="Charis SIL Regular" w:hAnsi="Charis SIL Regular" w:eastAsia="Charis SIL Regular"/>
+          <w:b w:val="0"/>
+          <w:i w:val="0"/>
+          <w:color w:val="000000"/>
+          <w:sz w:val="24"/>
+        </w:rPr>
+        <w:hyperlink r:id="rId15" w:history="1">
+          <w:r>
+            <w:rPr>
+              <w:rStyle w:val="Hyperlink"/>
+            </w:rPr>
+            <w:t>itself, w</w:t>
+          </w:r>
+        </w:hyperlink>
+      </w:r>
+      <w:r>
+        <w:rPr>
+          <w:u w:val="single" w:color="0000ff"/>
+          <w:rFonts w:ascii="Charis SIL Regular" w:hAnsi="Charis SIL Regular" w:eastAsia="Charis SIL Regular"/>
+          <w:b w:val="0"/>
+          <w:i w:val="0"/>
+          <w:color w:val="000000"/>
+          <w:sz w:val="24"/>
+        </w:rPr>
+        <w:hyperlink r:id="rId15" w:history="1">
+          <w:r>
+            <w:rPr>
+              <w:rStyle w:val="Hyperlink"/>
+            </w:rPr>
+            <w:t>h</w:t>
+          </w:r>
+        </w:hyperlink>
+      </w:r>
+      <w:r>
+        <w:rPr>
+          <w:u w:val="single" w:color="0000ff"/>
+          <w:rFonts w:ascii="Charis SIL Regular" w:hAnsi="Charis SIL Regular" w:eastAsia="Charis SIL Regular"/>
+          <w:b w:val="0"/>
+          <w:i w:val="0"/>
+          <w:color w:val="000000"/>
+          <w:sz w:val="24"/>
+        </w:rPr>
+        <w:hyperlink r:id="rId15" w:history="1">
+          <w:r>
+            <w:rPr>
+              <w:rStyle w:val="Hyperlink"/>
+            </w:rPr>
+            <w:t>ich can b</w:t>
+          </w:r>
+        </w:hyperlink>
       </w:r>
       <w:r>
         <w:rPr>
@@ -2131,7 +2265,7 @@
           <w:sz w:val="24"/>
           <w:u w:val="single"/>
         </w:rPr>
-        <w:hyperlink r:id="rId20" w:history="1">
+        <w:hyperlink r:id="rId19" w:history="1">
           <w:r>
             <w:rPr>
               <w:rStyle w:val="Hyperlink"/>
@@ -2178,7 +2312,7 @@
           <w:sz w:val="24"/>
           <w:u w:val="single"/>
         </w:rPr>
-        <w:hyperlink r:id="rId19" w:history="1">
+        <w:hyperlink r:id="rId20" w:history="1">
           <w:r>
             <w:rPr>
               <w:rStyle w:val="Hyperlink"/>
@@ -2653,7 +2787,7 @@
           <w:sz w:val="24"/>
           <w:u w:val="single"/>
         </w:rPr>
-        <w:hyperlink r:id="rId22" w:history="1">
+        <w:hyperlink r:id="rId23" w:history="1">
           <w:r>
             <w:rPr>
               <w:rStyle w:val="Hyperlink"/>
@@ -2671,7 +2805,7 @@
           <w:sz w:val="24"/>
           <w:u w:val="single"/>
         </w:rPr>
-        <w:hyperlink r:id="rId22" w:history="1">
+        <w:hyperlink r:id="rId23" w:history="1">
           <w:r>
             <w:rPr>
               <w:rStyle w:val="Hyperlink"/>
@@ -2728,7 +2862,7 @@
           <w:sz w:val="24"/>
           <w:u w:val="single"/>
         </w:rPr>
-        <w:hyperlink r:id="rId24" w:history="1">
+        <w:hyperlink r:id="rId22" w:history="1">
           <w:r>
             <w:rPr>
               <w:rStyle w:val="Hyperlink"/>
@@ -2746,7 +2880,7 @@
           <w:sz w:val="24"/>
           <w:u w:val="single"/>
         </w:rPr>
-        <w:hyperlink r:id="rId22" w:history="1">
+        <w:hyperlink r:id="rId24" w:history="1">
           <w:r>
             <w:rPr>
               <w:rStyle w:val="Hyperlink"/>
